--- a/InternSpark_Task_2_Report.docx
+++ b/InternSpark_Task_2_Report.docx
@@ -778,7 +778,62 @@
         <w:suppressLineNumbers w:val="0"/>
       </w:pPr>
       <w:r>
-        <w:t>The trained model was evaluated on the testing dataset using the following evaluation metrics:</w:t>
+        <w:t>The trained model was evaluated on the testing dataset using Accuracy, Precision, Recall, and F1-Score.</w:t>
+      </w:r>
+    </w:p>
+    <w:p>
+      <w:pPr>
+        <w:pStyle w:val="5"/>
+        <w:keepNext w:val="0"/>
+        <w:keepLines w:val="0"/>
+        <w:widowControl/>
+        <w:suppressLineNumbers w:val="0"/>
+      </w:pPr>
+      <w:r>
+        <w:t>The evaluation results were:</w:t>
+      </w:r>
+      <w:r>
+        <w:drawing>
+          <wp:inline distT="0" distB="0" distL="114300" distR="114300">
+            <wp:extent cx="5269230" cy="2182495"/>
+            <wp:effectExtent l="0" t="0" r="3810" b="12065"/>
+            <wp:docPr id="1" name="Picture 1"/>
+            <wp:cNvGraphicFramePr>
+              <a:graphicFrameLocks xmlns:a="http://schemas.openxmlformats.org/drawingml/2006/main" noChangeAspect="1"/>
+            </wp:cNvGraphicFramePr>
+            <a:graphic xmlns:a="http://schemas.openxmlformats.org/drawingml/2006/main">
+              <a:graphicData uri="http://schemas.openxmlformats.org/drawingml/2006/picture">
+                <pic:pic xmlns:pic="http://schemas.openxmlformats.org/drawingml/2006/picture">
+                  <pic:nvPicPr>
+                    <pic:cNvPr id="1" name="Picture 1"/>
+                    <pic:cNvPicPr>
+                      <a:picLocks noChangeAspect="1"/>
+                    </pic:cNvPicPr>
+                  </pic:nvPicPr>
+                  <pic:blipFill>
+                    <a:blip r:embed="rId4"/>
+                    <a:stretch>
+                      <a:fillRect/>
+                    </a:stretch>
+                  </pic:blipFill>
+                  <pic:spPr>
+                    <a:xfrm>
+                      <a:off x="0" y="0"/>
+                      <a:ext cx="5269230" cy="2182495"/>
+                    </a:xfrm>
+                    <a:prstGeom prst="rect">
+                      <a:avLst/>
+                    </a:prstGeom>
+                    <a:noFill/>
+                    <a:ln>
+                      <a:noFill/>
+                    </a:ln>
+                  </pic:spPr>
+                </pic:pic>
+              </a:graphicData>
+            </a:graphic>
+          </wp:inline>
+        </w:drawing>
       </w:r>
     </w:p>
     <w:p>
@@ -791,7 +846,13 @@
         <w:ind w:left="720"/>
       </w:pPr>
       <w:r>
-        <w:t>Accuracy</w:t>
+        <w:rPr>
+          <w:rStyle w:val="6"/>
+        </w:rPr>
+        <w:t>Accuracy:</w:t>
+      </w:r>
+      <w:r>
+        <w:t xml:space="preserve"> 75.30%</w:t>
       </w:r>
     </w:p>
     <w:p>
@@ -804,7 +865,13 @@
         <w:ind w:left="720"/>
       </w:pPr>
       <w:r>
-        <w:t>Precision</w:t>
+        <w:rPr>
+          <w:rStyle w:val="6"/>
+        </w:rPr>
+        <w:t>Precision:</w:t>
+      </w:r>
+      <w:r>
+        <w:t xml:space="preserve"> 76.03%</w:t>
       </w:r>
     </w:p>
     <w:p>
@@ -817,7 +884,13 @@
         <w:ind w:left="720"/>
       </w:pPr>
       <w:r>
-        <w:t>Recall</w:t>
+        <w:rPr>
+          <w:rStyle w:val="6"/>
+        </w:rPr>
+        <w:t>Recall:</w:t>
+      </w:r>
+      <w:r>
+        <w:t xml:space="preserve"> 75.30%</w:t>
       </w:r>
     </w:p>
     <w:p>
@@ -830,35 +903,364 @@
         <w:ind w:left="720"/>
       </w:pPr>
       <w:r>
-        <w:t>F1-Score</w:t>
-      </w:r>
-    </w:p>
-    <w:p>
-      <w:pPr>
-        <w:pStyle w:val="5"/>
-        <w:keepNext w:val="0"/>
-        <w:keepLines w:val="0"/>
-        <w:widowControl/>
-        <w:suppressLineNumbers w:val="0"/>
-      </w:pPr>
-      <w:r>
-        <w:t>The evaluation results are included in the Jupyter Notebook. These metrics were used to measure the classification performance of the trained ResNet18 model on the CIFAR-10 test images.</w:t>
-      </w:r>
-    </w:p>
-    <w:p>
-      <w:pPr>
-        <w:pStyle w:val="5"/>
-        <w:keepNext w:val="0"/>
-        <w:keepLines w:val="0"/>
-        <w:widowControl/>
-        <w:suppressLineNumbers w:val="0"/>
-      </w:pPr>
-      <w:r>
-        <w:rPr>
-          <w:rStyle w:val="6"/>
-        </w:rPr>
-        <w:t>7. Training Curves</w:t>
-      </w:r>
+        <w:rPr>
+          <w:rStyle w:val="6"/>
+        </w:rPr>
+        <w:t>F1-Score:</w:t>
+      </w:r>
+      <w:r>
+        <w:t xml:space="preserve"> 75.03%</w:t>
+      </w:r>
+    </w:p>
+    <w:p>
+      <w:pPr>
+        <w:pStyle w:val="5"/>
+        <w:keepNext w:val="0"/>
+        <w:keepLines w:val="0"/>
+        <w:widowControl/>
+        <w:suppressLineNumbers w:val="0"/>
+      </w:pPr>
+      <w:r>
+        <w:t>These results show the classification performance of the trained ResNet18 model on the selected CIFAR-10 test images.</w:t>
+      </w:r>
+    </w:p>
+    <w:p>
+      <w:pPr>
+        <w:pStyle w:val="5"/>
+        <w:keepNext w:val="0"/>
+        <w:keepLines w:val="0"/>
+        <w:widowControl/>
+        <w:numPr>
+          <w:numId w:val="0"/>
+        </w:numPr>
+        <w:suppressLineNumbers w:val="0"/>
+        <w:ind w:right="0" w:rightChars="0"/>
+        <w:rPr>
+          <w:rStyle w:val="6"/>
+          <w:rFonts w:hint="default"/>
+          <w:lang w:val="en-US"/>
+        </w:rPr>
+      </w:pPr>
+    </w:p>
+    <w:p>
+      <w:pPr>
+        <w:pStyle w:val="5"/>
+        <w:keepNext w:val="0"/>
+        <w:keepLines w:val="0"/>
+        <w:widowControl/>
+        <w:numPr>
+          <w:numId w:val="0"/>
+        </w:numPr>
+        <w:suppressLineNumbers w:val="0"/>
+        <w:ind w:right="0" w:rightChars="0"/>
+        <w:rPr>
+          <w:rStyle w:val="6"/>
+          <w:rFonts w:hint="default"/>
+          <w:lang w:val="en-US"/>
+        </w:rPr>
+      </w:pPr>
+    </w:p>
+    <w:p>
+      <w:pPr>
+        <w:pStyle w:val="5"/>
+        <w:keepNext w:val="0"/>
+        <w:keepLines w:val="0"/>
+        <w:widowControl/>
+        <w:numPr>
+          <w:numId w:val="0"/>
+        </w:numPr>
+        <w:suppressLineNumbers w:val="0"/>
+        <w:ind w:right="0" w:rightChars="0"/>
+        <w:rPr>
+          <w:rStyle w:val="6"/>
+          <w:rFonts w:hint="default"/>
+          <w:lang w:val="en-US"/>
+        </w:rPr>
+      </w:pPr>
+    </w:p>
+    <w:p>
+      <w:pPr>
+        <w:pStyle w:val="5"/>
+        <w:keepNext w:val="0"/>
+        <w:keepLines w:val="0"/>
+        <w:widowControl/>
+        <w:numPr>
+          <w:numId w:val="0"/>
+        </w:numPr>
+        <w:suppressLineNumbers w:val="0"/>
+        <w:ind w:right="0" w:rightChars="0"/>
+        <w:rPr>
+          <w:rStyle w:val="6"/>
+          <w:rFonts w:hint="default"/>
+          <w:lang w:val="en-US"/>
+        </w:rPr>
+      </w:pPr>
+    </w:p>
+    <w:p>
+      <w:pPr>
+        <w:pStyle w:val="5"/>
+        <w:keepNext w:val="0"/>
+        <w:keepLines w:val="0"/>
+        <w:widowControl/>
+        <w:numPr>
+          <w:numId w:val="0"/>
+        </w:numPr>
+        <w:suppressLineNumbers w:val="0"/>
+        <w:ind w:right="0" w:rightChars="0"/>
+        <w:rPr>
+          <w:rStyle w:val="6"/>
+          <w:rFonts w:hint="default"/>
+          <w:lang w:val="en-US"/>
+        </w:rPr>
+      </w:pPr>
+    </w:p>
+    <w:p>
+      <w:pPr>
+        <w:pStyle w:val="5"/>
+        <w:keepNext w:val="0"/>
+        <w:keepLines w:val="0"/>
+        <w:widowControl/>
+        <w:numPr>
+          <w:numId w:val="0"/>
+        </w:numPr>
+        <w:suppressLineNumbers w:val="0"/>
+        <w:ind w:right="0" w:rightChars="0"/>
+        <w:rPr>
+          <w:rStyle w:val="6"/>
+          <w:rFonts w:hint="default"/>
+          <w:lang w:val="en-US"/>
+        </w:rPr>
+      </w:pPr>
+    </w:p>
+    <w:p>
+      <w:pPr>
+        <w:pStyle w:val="5"/>
+        <w:keepNext w:val="0"/>
+        <w:keepLines w:val="0"/>
+        <w:widowControl/>
+        <w:numPr>
+          <w:numId w:val="0"/>
+        </w:numPr>
+        <w:suppressLineNumbers w:val="0"/>
+        <w:ind w:right="0" w:rightChars="0"/>
+        <w:rPr>
+          <w:rStyle w:val="6"/>
+          <w:rFonts w:hint="default"/>
+          <w:lang w:val="en-US"/>
+        </w:rPr>
+      </w:pPr>
+    </w:p>
+    <w:p>
+      <w:pPr>
+        <w:pStyle w:val="5"/>
+        <w:keepNext w:val="0"/>
+        <w:keepLines w:val="0"/>
+        <w:widowControl/>
+        <w:numPr>
+          <w:numId w:val="0"/>
+        </w:numPr>
+        <w:suppressLineNumbers w:val="0"/>
+        <w:ind w:right="0" w:rightChars="0"/>
+        <w:rPr>
+          <w:rStyle w:val="6"/>
+          <w:rFonts w:hint="default"/>
+          <w:lang w:val="en-US"/>
+        </w:rPr>
+      </w:pPr>
+    </w:p>
+    <w:p>
+      <w:pPr>
+        <w:pStyle w:val="5"/>
+        <w:keepNext w:val="0"/>
+        <w:keepLines w:val="0"/>
+        <w:widowControl/>
+        <w:numPr>
+          <w:numId w:val="0"/>
+        </w:numPr>
+        <w:suppressLineNumbers w:val="0"/>
+        <w:ind w:right="0" w:rightChars="0"/>
+        <w:rPr>
+          <w:rStyle w:val="6"/>
+          <w:rFonts w:hint="default"/>
+          <w:lang w:val="en-US"/>
+        </w:rPr>
+      </w:pPr>
+    </w:p>
+    <w:p>
+      <w:pPr>
+        <w:pStyle w:val="5"/>
+        <w:keepNext w:val="0"/>
+        <w:keepLines w:val="0"/>
+        <w:widowControl/>
+        <w:numPr>
+          <w:numId w:val="0"/>
+        </w:numPr>
+        <w:suppressLineNumbers w:val="0"/>
+        <w:ind w:right="0" w:rightChars="0"/>
+        <w:rPr>
+          <w:rStyle w:val="6"/>
+          <w:rFonts w:hint="default"/>
+          <w:lang w:val="en-US"/>
+        </w:rPr>
+      </w:pPr>
+    </w:p>
+    <w:p>
+      <w:pPr>
+        <w:pStyle w:val="5"/>
+        <w:keepNext w:val="0"/>
+        <w:keepLines w:val="0"/>
+        <w:widowControl/>
+        <w:numPr>
+          <w:ilvl w:val="0"/>
+          <w:numId w:val="5"/>
+        </w:numPr>
+        <w:suppressLineNumbers w:val="0"/>
+        <w:ind w:right="0" w:rightChars="0"/>
+        <w:rPr>
+          <w:rStyle w:val="6"/>
+        </w:rPr>
+      </w:pPr>
+      <w:r>
+        <w:rPr>
+          <w:rStyle w:val="6"/>
+        </w:rPr>
+        <w:t>Training Curves</w:t>
+      </w:r>
+    </w:p>
+    <w:p>
+      <w:pPr>
+        <w:pStyle w:val="5"/>
+        <w:keepNext w:val="0"/>
+        <w:keepLines w:val="0"/>
+        <w:widowControl/>
+        <w:numPr>
+          <w:numId w:val="0"/>
+        </w:numPr>
+        <w:suppressLineNumbers w:val="0"/>
+        <w:ind w:right="0" w:rightChars="0"/>
+        <w:rPr>
+          <w:rStyle w:val="6"/>
+        </w:rPr>
+      </w:pPr>
+      <w:r>
+        <w:drawing>
+          <wp:inline distT="0" distB="0" distL="114300" distR="114300">
+            <wp:extent cx="5274310" cy="3599180"/>
+            <wp:effectExtent l="0" t="0" r="13970" b="12700"/>
+            <wp:docPr id="3" name="Picture 3"/>
+            <wp:cNvGraphicFramePr>
+              <a:graphicFrameLocks xmlns:a="http://schemas.openxmlformats.org/drawingml/2006/main" noChangeAspect="1"/>
+            </wp:cNvGraphicFramePr>
+            <a:graphic xmlns:a="http://schemas.openxmlformats.org/drawingml/2006/main">
+              <a:graphicData uri="http://schemas.openxmlformats.org/drawingml/2006/picture">
+                <pic:pic xmlns:pic="http://schemas.openxmlformats.org/drawingml/2006/picture">
+                  <pic:nvPicPr>
+                    <pic:cNvPr id="3" name="Picture 3"/>
+                    <pic:cNvPicPr>
+                      <a:picLocks noChangeAspect="1"/>
+                    </pic:cNvPicPr>
+                  </pic:nvPicPr>
+                  <pic:blipFill>
+                    <a:blip r:embed="rId5"/>
+                    <a:stretch>
+                      <a:fillRect/>
+                    </a:stretch>
+                  </pic:blipFill>
+                  <pic:spPr>
+                    <a:xfrm>
+                      <a:off x="0" y="0"/>
+                      <a:ext cx="5274310" cy="3599180"/>
+                    </a:xfrm>
+                    <a:prstGeom prst="rect">
+                      <a:avLst/>
+                    </a:prstGeom>
+                    <a:noFill/>
+                    <a:ln>
+                      <a:noFill/>
+                    </a:ln>
+                  </pic:spPr>
+                </pic:pic>
+              </a:graphicData>
+            </a:graphic>
+          </wp:inline>
+        </w:drawing>
+      </w:r>
+    </w:p>
+    <w:p>
+      <w:pPr>
+        <w:pStyle w:val="5"/>
+        <w:keepNext w:val="0"/>
+        <w:keepLines w:val="0"/>
+        <w:widowControl/>
+        <w:numPr>
+          <w:numId w:val="0"/>
+        </w:numPr>
+        <w:suppressLineNumbers w:val="0"/>
+        <w:ind w:right="0" w:rightChars="0"/>
+      </w:pPr>
+    </w:p>
+    <w:p>
+      <w:pPr>
+        <w:pStyle w:val="5"/>
+        <w:keepNext w:val="0"/>
+        <w:keepLines w:val="0"/>
+        <w:widowControl/>
+        <w:suppressLineNumbers w:val="0"/>
+      </w:pPr>
+      <w:r>
+        <w:drawing>
+          <wp:inline distT="0" distB="0" distL="114300" distR="114300">
+            <wp:extent cx="5271770" cy="3397885"/>
+            <wp:effectExtent l="0" t="0" r="1270" b="635"/>
+            <wp:docPr id="4" name="Picture 4"/>
+            <wp:cNvGraphicFramePr>
+              <a:graphicFrameLocks xmlns:a="http://schemas.openxmlformats.org/drawingml/2006/main" noChangeAspect="1"/>
+            </wp:cNvGraphicFramePr>
+            <a:graphic xmlns:a="http://schemas.openxmlformats.org/drawingml/2006/main">
+              <a:graphicData uri="http://schemas.openxmlformats.org/drawingml/2006/picture">
+                <pic:pic xmlns:pic="http://schemas.openxmlformats.org/drawingml/2006/picture">
+                  <pic:nvPicPr>
+                    <pic:cNvPr id="4" name="Picture 4"/>
+                    <pic:cNvPicPr>
+                      <a:picLocks noChangeAspect="1"/>
+                    </pic:cNvPicPr>
+                  </pic:nvPicPr>
+                  <pic:blipFill>
+                    <a:blip r:embed="rId6"/>
+                    <a:stretch>
+                      <a:fillRect/>
+                    </a:stretch>
+                  </pic:blipFill>
+                  <pic:spPr>
+                    <a:xfrm>
+                      <a:off x="0" y="0"/>
+                      <a:ext cx="5271770" cy="3397885"/>
+                    </a:xfrm>
+                    <a:prstGeom prst="rect">
+                      <a:avLst/>
+                    </a:prstGeom>
+                    <a:noFill/>
+                    <a:ln>
+                      <a:noFill/>
+                    </a:ln>
+                  </pic:spPr>
+                </pic:pic>
+              </a:graphicData>
+            </a:graphic>
+          </wp:inline>
+        </w:drawing>
+      </w:r>
+    </w:p>
+    <w:p>
+      <w:pPr>
+        <w:pStyle w:val="5"/>
+        <w:keepNext w:val="0"/>
+        <w:keepLines w:val="0"/>
+        <w:widowControl/>
+        <w:suppressLineNumbers w:val="0"/>
+      </w:pPr>
+      <w:bookmarkStart w:id="0" w:name="_GoBack"/>
+      <w:bookmarkEnd w:id="0"/>
     </w:p>
     <w:p>
       <w:pPr>
@@ -1067,14 +1469,9 @@
         <w:suppressLineNumbers w:val="0"/>
       </w:pPr>
       <w:r>
-        <w:t xml:space="preserve">The saved model can be used for future CIFAR-10 image predictions without </w:t>
-      </w:r>
-      <w:bookmarkStart w:id="0" w:name="_GoBack"/>
-      <w:r>
-        <w:t>retraining the model.</w:t>
-      </w:r>
-    </w:p>
-    <w:bookmarkEnd w:id="0"/>
+        <w:t>The saved model can be used for future CIFAR-10 image predictions without retraining the model.</w:t>
+      </w:r>
+    </w:p>
     <w:p>
       <w:pPr>
         <w:pStyle w:val="5"/>
@@ -1503,6 +1900,22 @@
     </w:lvl>
   </w:abstractNum>
   <w:abstractNum w:abstractNumId="3">
+    <w:nsid w:val="4E0F13CF"/>
+    <w:multiLevelType w:val="singleLevel"/>
+    <w:tmpl w:val="4E0F13CF"/>
+    <w:lvl w:ilvl="0" w:tentative="0">
+      <w:start w:val="7"/>
+      <w:numFmt w:val="decimal"/>
+      <w:lvlText w:val="%1."/>
+      <w:lvlJc w:val="left"/>
+      <w:pPr>
+        <w:tabs>
+          <w:tab w:val="left" w:pos="312"/>
+        </w:tabs>
+      </w:pPr>
+    </w:lvl>
+  </w:abstractNum>
+  <w:abstractNum w:abstractNumId="4">
     <w:nsid w:val="72FE8E30"/>
     <w:multiLevelType w:val="multilevel"/>
     <w:tmpl w:val="72FE8E30"/>
@@ -1661,6 +2074,9 @@
     <w:abstractNumId w:val="2"/>
   </w:num>
   <w:num w:numId="4">
+    <w:abstractNumId w:val="4"/>
+  </w:num>
+  <w:num w:numId="5">
     <w:abstractNumId w:val="3"/>
   </w:num>
 </w:numbering>
